--- a/Supplementary Information/Contact Information.docx
+++ b/Supplementary Information/Contact Information.docx
@@ -130,11 +130,31 @@
       <w:pPr>
         <w:pStyle w:val="Normal"/>
         <w:bidi w:val="0"/>
+      </w:pPr>
+      <w:r>
         <w:rPr>
           <w:b w:val="1"/>
           <w:bCs w:val="1"/>
         </w:rPr>
-      </w:pPr>
+        <w:t xml:space="preserve">Natasha Ceol / </w:t>
+      </w:r>
+      <w:hyperlink r:id="R19bfb29e4cbb454a">
+        <w:r>
+          <w:rPr>
+            <w:rStyle w:val="Hyperlink"/>
+            <w:b w:val="1"/>
+            <w:bCs w:val="1"/>
+          </w:rPr>
+          <w:t>nceol@mit.edu</w:t>
+        </w:r>
+      </w:hyperlink>
+      <w:r>
+        <w:rPr>
+          <w:b w:val="1"/>
+          <w:bCs w:val="1"/>
+        </w:rPr>
+        <w:t xml:space="preserve"> </w:t>
+      </w:r>
     </w:p>
     <w:p>
       <w:pPr>
@@ -491,16 +511,7 @@
           <w:sz w:val="24"/>
           <w:szCs w:val="24"/>
         </w:rPr>
-        <w:t>had was</w:t>
-      </w:r>
-      <w:r>
-        <w:rPr>
-          <w:b w:val="0"/>
-          <w:bCs w:val="0"/>
-          <w:sz w:val="24"/>
-          <w:szCs w:val="24"/>
-        </w:rPr>
-        <w:t xml:space="preserve"> also had significant contact with </w:t>
+        <w:t xml:space="preserve">had significant contact with </w:t>
       </w:r>
       <w:r>
         <w:rPr>
@@ -667,7 +678,21 @@
           <w:sz w:val="24"/>
           <w:szCs w:val="24"/>
         </w:rPr>
-        <w:t>He said that they had a subscription and were able to capture the data semi-automatically from each language webpage. He acknowledged, though, that that is not possible now.</w:t>
+        <w:t>He said that they had a subscription and were able to capture the data semi-automatically from each language webpage. He acknowledged, though</w:t>
+      </w:r>
+      <w:r>
+        <w:rPr>
+          <w:sz w:val="24"/>
+          <w:szCs w:val="24"/>
+        </w:rPr>
+        <w:t>,</w:t>
+      </w:r>
+      <w:r>
+        <w:rPr>
+          <w:sz w:val="24"/>
+          <w:szCs w:val="24"/>
+        </w:rPr>
+        <w:t xml:space="preserve"> that is not possible now.</w:t>
       </w:r>
     </w:p>
     <w:p>
@@ -713,7 +738,7 @@
           <w:sz w:val="24"/>
           <w:szCs w:val="24"/>
         </w:rPr>
-        <w:t>exchange</w:t>
+        <w:t>exchange,</w:t>
       </w:r>
       <w:r>
         <w:rPr>
@@ -1250,7 +1275,7 @@
           <w:b w:val="0"/>
           <w:bCs w:val="0"/>
         </w:rPr>
-        <w:t>listing</w:t>
+        <w:t>listing,</w:t>
       </w:r>
       <w:r>
         <w:rPr>
@@ -1627,7 +1652,17 @@
       </w:pPr>
       <w:r>
         <w:rPr/>
-        <w:t>12:15 PM | User 686078: I am looking to find for each country, the speaker populations of that country and also whether they are l1, l2, or no distinction along those lines. I need this data, but currenlty i only have the essentials subscription so i cant access that without manually scraping each country profile. Is there a way i can access this data?</w:t>
+        <w:t xml:space="preserve">12:15 PM | User 686078: I am looking to find for each country, the speaker populations of that country and also whether they are l1, l2, or no distinction along those lines. I need this data, but currenlty i only have the </w:t>
+      </w:r>
+      <w:bookmarkStart w:name="_Int_ssxvjc22" w:id="760067744"/>
+      <w:r>
+        <w:rPr/>
+        <w:t>essentials</w:t>
+      </w:r>
+      <w:bookmarkEnd w:id="760067744"/>
+      <w:r>
+        <w:rPr/>
+        <w:t xml:space="preserve"> subscription so i cant access that without manually scraping each country profile. Is there a way i can access this data?</w:t>
       </w:r>
     </w:p>
     <w:p>
@@ -3221,6 +3256,9 @@
     <int2:textHash int2:hashCode="CG+h73zLckJWHI" int2:id="NjqiAsi7">
       <int2:state int2:type="spell" int2:value="Rejected"/>
     </int2:textHash>
+    <int2:bookmark int2:bookmarkName="_Int_ssxvjc22" int2:invalidationBookmarkName="" int2:hashCode="p00lHc58milBuC" int2:id="1mHDGpVx">
+      <int2:state int2:type="style" int2:value="Rejected"/>
+    </int2:bookmark>
   </int2:observations>
   <int2:intelligenceSettings/>
 </int2:intelligence>
